--- a/kouminkan_genmen_template.docx
+++ b/kouminkan_genmen_template.docx
@@ -1233,7 +1233,7 @@
               <w:rPr>
                 <w:rFonts w:asciiTheme="minorEastAsia" w:hAnsiTheme="minorEastAsia" w:hint="eastAsia"/>
               </w:rPr>
-              <w:t>　　・</w:t>
+              <w:t xml:space="preserve">{{ date_1 }</w:t>
             </w:r>
           </w:p>
         </w:tc>
@@ -1521,7 +1521,7 @@
               <w:rPr>
                 <w:rFonts w:asciiTheme="minorEastAsia" w:hAnsiTheme="minorEastAsia" w:hint="eastAsia"/>
               </w:rPr>
-              <w:t>　　・</w:t>
+              <w:t xml:space="preserve">{{ date_2 }</w:t>
             </w:r>
           </w:p>
         </w:tc>
@@ -1809,7 +1809,7 @@
               <w:rPr>
                 <w:rFonts w:asciiTheme="minorEastAsia" w:hAnsiTheme="minorEastAsia" w:hint="eastAsia"/>
               </w:rPr>
-              <w:t>　　・</w:t>
+              <w:t xml:space="preserve">{{ date_3 }</w:t>
             </w:r>
           </w:p>
         </w:tc>
@@ -2097,7 +2097,7 @@
               <w:rPr>
                 <w:rFonts w:asciiTheme="minorEastAsia" w:hAnsiTheme="minorEastAsia" w:hint="eastAsia"/>
               </w:rPr>
-              <w:t>　　・</w:t>
+              <w:t xml:space="preserve">{{ date_4 }</w:t>
             </w:r>
           </w:p>
         </w:tc>
@@ -2385,7 +2385,7 @@
               <w:rPr>
                 <w:rFonts w:asciiTheme="minorEastAsia" w:hAnsiTheme="minorEastAsia" w:hint="eastAsia"/>
               </w:rPr>
-              <w:t>　　・</w:t>
+              <w:t xml:space="preserve">{{ date_5 }</w:t>
             </w:r>
           </w:p>
         </w:tc>

--- a/kouminkan_genmen_template.docx
+++ b/kouminkan_genmen_template.docx
@@ -302,6 +302,9 @@
                 <w:rFonts w:asciiTheme="minorEastAsia" w:hAnsiTheme="minorEastAsia"/>
               </w:rPr>
             </w:pPr>
+            <w:r>
+              <w:t>{{ dantai_name }}</w:t>
+            </w:r>
           </w:p>
         </w:tc>
       </w:tr>
@@ -613,6 +616,9 @@
                 <w:rFonts w:asciiTheme="minorEastAsia" w:hAnsiTheme="minorEastAsia"/>
               </w:rPr>
             </w:pPr>
+            <w:r>
+              <w:t>{{ shiyou_mokuteki }}</w:t>
+            </w:r>
           </w:p>
         </w:tc>
         <w:tc>
@@ -1220,10 +1226,6 @@
           <w:p>
             <w:pPr>
               <w:pStyle w:val="a4"/>
-              <w:numPr>
-                <w:ilvl w:val="0"/>
-                <w:numId w:val="4"/>
-              </w:numPr>
               <w:ind w:leftChars="0"/>
               <w:rPr>
                 <w:rFonts w:asciiTheme="minorEastAsia" w:hAnsiTheme="minorEastAsia"/>
@@ -1233,7 +1235,7 @@
               <w:rPr>
                 <w:rFonts w:asciiTheme="minorEastAsia" w:hAnsiTheme="minorEastAsia" w:hint="eastAsia"/>
               </w:rPr>
-              <w:t xml:space="preserve">{{ date_1 }</w:t>
+              <w:t>{{ date_1 }}</w:t>
             </w:r>
           </w:p>
         </w:tc>
@@ -1255,6 +1257,9 @@
                 <w:rFonts w:asciiTheme="minorEastAsia" w:hAnsiTheme="minorEastAsia"/>
               </w:rPr>
             </w:pPr>
+            <w:r>
+              <w:t>{{ youbi_1 }}</w:t>
+            </w:r>
           </w:p>
         </w:tc>
         <w:tc>
@@ -1275,6 +1280,9 @@
                 <w:rFonts w:asciiTheme="minorEastAsia" w:hAnsiTheme="minorEastAsia"/>
               </w:rPr>
             </w:pPr>
+            <w:r>
+              <w:t>{{ room_1 }}</w:t>
+            </w:r>
           </w:p>
         </w:tc>
         <w:tc>
@@ -1300,7 +1308,7 @@
                 <w:rFonts w:asciiTheme="minorEastAsia" w:hAnsiTheme="minorEastAsia" w:hint="eastAsia"/>
                 <w:sz w:val="24"/>
               </w:rPr>
-              <w:t>□</w:t>
+              <w:t>{{ ck_1_gozen }}</w:t>
             </w:r>
             <w:r>
               <w:rPr>
@@ -1333,7 +1341,7 @@
                 <w:rFonts w:asciiTheme="minorEastAsia" w:hAnsiTheme="minorEastAsia" w:hint="eastAsia"/>
                 <w:sz w:val="24"/>
               </w:rPr>
-              <w:t>□</w:t>
+              <w:t>{{ ck_1_encho1 }}</w:t>
             </w:r>
             <w:r>
               <w:rPr>
@@ -1367,7 +1375,7 @@
                 <w:rFonts w:asciiTheme="minorEastAsia" w:hAnsiTheme="minorEastAsia" w:hint="eastAsia"/>
                 <w:sz w:val="24"/>
               </w:rPr>
-              <w:t>□</w:t>
+              <w:t>{{ ck_1_gogo }}</w:t>
             </w:r>
             <w:r>
               <w:rPr>
@@ -1400,7 +1408,7 @@
                 <w:rFonts w:asciiTheme="minorEastAsia" w:hAnsiTheme="minorEastAsia" w:hint="eastAsia"/>
                 <w:sz w:val="24"/>
               </w:rPr>
-              <w:t>□</w:t>
+              <w:t>{{ ck_1_encho2 }}</w:t>
             </w:r>
             <w:r>
               <w:rPr>
@@ -1434,7 +1442,7 @@
                 <w:rFonts w:asciiTheme="minorEastAsia" w:hAnsiTheme="minorEastAsia" w:hint="eastAsia"/>
                 <w:sz w:val="24"/>
               </w:rPr>
-              <w:t>□</w:t>
+              <w:t>{{ ck_1_yakan }}</w:t>
             </w:r>
             <w:r>
               <w:rPr>
@@ -1460,6 +1468,9 @@
                 <w:rFonts w:asciiTheme="minorEastAsia" w:hAnsiTheme="minorEastAsia"/>
               </w:rPr>
             </w:pPr>
+            <w:r>
+              <w:t>{{ biko_1 }}</w:t>
+            </w:r>
           </w:p>
         </w:tc>
       </w:tr>
@@ -1508,10 +1519,6 @@
           <w:p>
             <w:pPr>
               <w:pStyle w:val="a4"/>
-              <w:numPr>
-                <w:ilvl w:val="0"/>
-                <w:numId w:val="4"/>
-              </w:numPr>
               <w:ind w:leftChars="0"/>
               <w:rPr>
                 <w:rFonts w:asciiTheme="minorEastAsia" w:hAnsiTheme="minorEastAsia"/>
@@ -1521,7 +1528,7 @@
               <w:rPr>
                 <w:rFonts w:asciiTheme="minorEastAsia" w:hAnsiTheme="minorEastAsia" w:hint="eastAsia"/>
               </w:rPr>
-              <w:t xml:space="preserve">{{ date_2 }</w:t>
+              <w:t>{{ date_2 }}</w:t>
             </w:r>
           </w:p>
         </w:tc>
@@ -1543,6 +1550,9 @@
                 <w:rFonts w:asciiTheme="minorEastAsia" w:hAnsiTheme="minorEastAsia"/>
               </w:rPr>
             </w:pPr>
+            <w:r>
+              <w:t>{{ youbi_2 }}</w:t>
+            </w:r>
           </w:p>
         </w:tc>
         <w:tc>
@@ -1563,6 +1573,9 @@
                 <w:rFonts w:asciiTheme="minorEastAsia" w:hAnsiTheme="minorEastAsia"/>
               </w:rPr>
             </w:pPr>
+            <w:r>
+              <w:t>{{ room_2 }}</w:t>
+            </w:r>
           </w:p>
         </w:tc>
         <w:tc>
@@ -1588,7 +1601,7 @@
                 <w:rFonts w:asciiTheme="minorEastAsia" w:hAnsiTheme="minorEastAsia" w:hint="eastAsia"/>
                 <w:sz w:val="24"/>
               </w:rPr>
-              <w:t>□</w:t>
+              <w:t>{{ ck_2_gozen }}</w:t>
             </w:r>
             <w:r>
               <w:rPr>
@@ -1621,7 +1634,7 @@
                 <w:rFonts w:asciiTheme="minorEastAsia" w:hAnsiTheme="minorEastAsia" w:hint="eastAsia"/>
                 <w:sz w:val="24"/>
               </w:rPr>
-              <w:t>□</w:t>
+              <w:t>{{ ck_2_encho1 }}</w:t>
             </w:r>
             <w:r>
               <w:rPr>
@@ -1655,7 +1668,7 @@
                 <w:rFonts w:asciiTheme="minorEastAsia" w:hAnsiTheme="minorEastAsia" w:hint="eastAsia"/>
                 <w:sz w:val="24"/>
               </w:rPr>
-              <w:t>□</w:t>
+              <w:t>{{ ck_2_gogo }}</w:t>
             </w:r>
             <w:r>
               <w:rPr>
@@ -1688,7 +1701,7 @@
                 <w:rFonts w:asciiTheme="minorEastAsia" w:hAnsiTheme="minorEastAsia" w:hint="eastAsia"/>
                 <w:sz w:val="24"/>
               </w:rPr>
-              <w:t>□</w:t>
+              <w:t>{{ ck_2_encho2 }}</w:t>
             </w:r>
             <w:r>
               <w:rPr>
@@ -1722,7 +1735,7 @@
                 <w:rFonts w:asciiTheme="minorEastAsia" w:hAnsiTheme="minorEastAsia" w:hint="eastAsia"/>
                 <w:sz w:val="24"/>
               </w:rPr>
-              <w:t>□</w:t>
+              <w:t>{{ ck_2_yakan }}</w:t>
             </w:r>
             <w:r>
               <w:rPr>
@@ -1748,6 +1761,9 @@
                 <w:rFonts w:asciiTheme="minorEastAsia" w:hAnsiTheme="minorEastAsia"/>
               </w:rPr>
             </w:pPr>
+            <w:r>
+              <w:t>{{ biko_2 }}</w:t>
+            </w:r>
           </w:p>
         </w:tc>
       </w:tr>
@@ -1796,10 +1812,6 @@
           <w:p>
             <w:pPr>
               <w:pStyle w:val="a4"/>
-              <w:numPr>
-                <w:ilvl w:val="0"/>
-                <w:numId w:val="4"/>
-              </w:numPr>
               <w:ind w:leftChars="0"/>
               <w:rPr>
                 <w:rFonts w:asciiTheme="minorEastAsia" w:hAnsiTheme="minorEastAsia"/>
@@ -1809,7 +1821,7 @@
               <w:rPr>
                 <w:rFonts w:asciiTheme="minorEastAsia" w:hAnsiTheme="minorEastAsia" w:hint="eastAsia"/>
               </w:rPr>
-              <w:t xml:space="preserve">{{ date_3 }</w:t>
+              <w:t>{{ date_3 }}</w:t>
             </w:r>
           </w:p>
         </w:tc>
@@ -1831,6 +1843,9 @@
                 <w:rFonts w:asciiTheme="minorEastAsia" w:hAnsiTheme="minorEastAsia"/>
               </w:rPr>
             </w:pPr>
+            <w:r>
+              <w:t>{{ youbi_3 }}</w:t>
+            </w:r>
           </w:p>
         </w:tc>
         <w:tc>
@@ -1851,6 +1866,9 @@
                 <w:rFonts w:asciiTheme="minorEastAsia" w:hAnsiTheme="minorEastAsia"/>
               </w:rPr>
             </w:pPr>
+            <w:r>
+              <w:t>{{ room_3 }}</w:t>
+            </w:r>
           </w:p>
         </w:tc>
         <w:tc>
@@ -1876,7 +1894,7 @@
                 <w:rFonts w:asciiTheme="minorEastAsia" w:hAnsiTheme="minorEastAsia" w:hint="eastAsia"/>
                 <w:sz w:val="24"/>
               </w:rPr>
-              <w:t>□</w:t>
+              <w:t>{{ ck_3_gozen }}</w:t>
             </w:r>
             <w:r>
               <w:rPr>
@@ -1909,7 +1927,7 @@
                 <w:rFonts w:asciiTheme="minorEastAsia" w:hAnsiTheme="minorEastAsia" w:hint="eastAsia"/>
                 <w:sz w:val="24"/>
               </w:rPr>
-              <w:t>□</w:t>
+              <w:t>{{ ck_3_encho1 }}</w:t>
             </w:r>
             <w:r>
               <w:rPr>
@@ -1943,7 +1961,7 @@
                 <w:rFonts w:asciiTheme="minorEastAsia" w:hAnsiTheme="minorEastAsia" w:hint="eastAsia"/>
                 <w:sz w:val="24"/>
               </w:rPr>
-              <w:t>□</w:t>
+              <w:t>{{ ck_3_gogo }}</w:t>
             </w:r>
             <w:r>
               <w:rPr>
@@ -1976,7 +1994,7 @@
                 <w:rFonts w:asciiTheme="minorEastAsia" w:hAnsiTheme="minorEastAsia" w:hint="eastAsia"/>
                 <w:sz w:val="24"/>
               </w:rPr>
-              <w:t>□</w:t>
+              <w:t>{{ ck_3_encho2 }}</w:t>
             </w:r>
             <w:r>
               <w:rPr>
@@ -2010,7 +2028,7 @@
                 <w:rFonts w:asciiTheme="minorEastAsia" w:hAnsiTheme="minorEastAsia" w:hint="eastAsia"/>
                 <w:sz w:val="24"/>
               </w:rPr>
-              <w:t>□</w:t>
+              <w:t>{{ ck_3_yakan }}</w:t>
             </w:r>
             <w:r>
               <w:rPr>
@@ -2036,6 +2054,9 @@
                 <w:rFonts w:asciiTheme="minorEastAsia" w:hAnsiTheme="minorEastAsia"/>
               </w:rPr>
             </w:pPr>
+            <w:r>
+              <w:t>{{ biko_3 }}</w:t>
+            </w:r>
           </w:p>
         </w:tc>
       </w:tr>
@@ -2084,10 +2105,6 @@
           <w:p>
             <w:pPr>
               <w:pStyle w:val="a4"/>
-              <w:numPr>
-                <w:ilvl w:val="0"/>
-                <w:numId w:val="4"/>
-              </w:numPr>
               <w:ind w:leftChars="0"/>
               <w:rPr>
                 <w:rFonts w:asciiTheme="minorEastAsia" w:hAnsiTheme="minorEastAsia"/>
@@ -2097,7 +2114,7 @@
               <w:rPr>
                 <w:rFonts w:asciiTheme="minorEastAsia" w:hAnsiTheme="minorEastAsia" w:hint="eastAsia"/>
               </w:rPr>
-              <w:t xml:space="preserve">{{ date_4 }</w:t>
+              <w:t>{{ date_4 }}</w:t>
             </w:r>
           </w:p>
         </w:tc>
@@ -2119,6 +2136,9 @@
                 <w:rFonts w:asciiTheme="minorEastAsia" w:hAnsiTheme="minorEastAsia"/>
               </w:rPr>
             </w:pPr>
+            <w:r>
+              <w:t>{{ youbi_4 }}</w:t>
+            </w:r>
           </w:p>
         </w:tc>
         <w:tc>
@@ -2139,6 +2159,9 @@
                 <w:rFonts w:asciiTheme="minorEastAsia" w:hAnsiTheme="minorEastAsia"/>
               </w:rPr>
             </w:pPr>
+            <w:r>
+              <w:t>{{ room_4 }}</w:t>
+            </w:r>
           </w:p>
         </w:tc>
         <w:tc>
@@ -2164,7 +2187,7 @@
                 <w:rFonts w:asciiTheme="minorEastAsia" w:hAnsiTheme="minorEastAsia" w:hint="eastAsia"/>
                 <w:sz w:val="24"/>
               </w:rPr>
-              <w:t>□</w:t>
+              <w:t>{{ ck_4_gozen }}</w:t>
             </w:r>
             <w:r>
               <w:rPr>
@@ -2197,7 +2220,7 @@
                 <w:rFonts w:asciiTheme="minorEastAsia" w:hAnsiTheme="minorEastAsia" w:hint="eastAsia"/>
                 <w:sz w:val="24"/>
               </w:rPr>
-              <w:t>□</w:t>
+              <w:t>{{ ck_4_encho1 }}</w:t>
             </w:r>
             <w:r>
               <w:rPr>
@@ -2231,7 +2254,7 @@
                 <w:rFonts w:asciiTheme="minorEastAsia" w:hAnsiTheme="minorEastAsia" w:hint="eastAsia"/>
                 <w:sz w:val="24"/>
               </w:rPr>
-              <w:t>□</w:t>
+              <w:t>{{ ck_4_gogo }}</w:t>
             </w:r>
             <w:r>
               <w:rPr>
@@ -2264,7 +2287,7 @@
                 <w:rFonts w:asciiTheme="minorEastAsia" w:hAnsiTheme="minorEastAsia" w:hint="eastAsia"/>
                 <w:sz w:val="24"/>
               </w:rPr>
-              <w:t>□</w:t>
+              <w:t>{{ ck_4_encho2 }}</w:t>
             </w:r>
             <w:r>
               <w:rPr>
@@ -2298,7 +2321,7 @@
                 <w:rFonts w:asciiTheme="minorEastAsia" w:hAnsiTheme="minorEastAsia" w:hint="eastAsia"/>
                 <w:sz w:val="24"/>
               </w:rPr>
-              <w:t>□</w:t>
+              <w:t>{{ ck_4_yakan }}</w:t>
             </w:r>
             <w:r>
               <w:rPr>
@@ -2324,6 +2347,9 @@
                 <w:rFonts w:asciiTheme="minorEastAsia" w:hAnsiTheme="minorEastAsia"/>
               </w:rPr>
             </w:pPr>
+            <w:r>
+              <w:t>{{ biko_4 }}</w:t>
+            </w:r>
           </w:p>
         </w:tc>
       </w:tr>
@@ -2372,10 +2398,6 @@
           <w:p>
             <w:pPr>
               <w:pStyle w:val="a4"/>
-              <w:numPr>
-                <w:ilvl w:val="0"/>
-                <w:numId w:val="4"/>
-              </w:numPr>
               <w:ind w:leftChars="0"/>
               <w:rPr>
                 <w:rFonts w:asciiTheme="minorEastAsia" w:hAnsiTheme="minorEastAsia"/>
@@ -2385,7 +2407,7 @@
               <w:rPr>
                 <w:rFonts w:asciiTheme="minorEastAsia" w:hAnsiTheme="minorEastAsia" w:hint="eastAsia"/>
               </w:rPr>
-              <w:t xml:space="preserve">{{ date_5 }</w:t>
+              <w:t>{{ date_5 }}</w:t>
             </w:r>
           </w:p>
         </w:tc>
@@ -2407,6 +2429,9 @@
                 <w:rFonts w:asciiTheme="minorEastAsia" w:hAnsiTheme="minorEastAsia"/>
               </w:rPr>
             </w:pPr>
+            <w:r>
+              <w:t>{{ youbi_5 }}</w:t>
+            </w:r>
           </w:p>
         </w:tc>
         <w:tc>
@@ -2427,6 +2452,9 @@
                 <w:rFonts w:asciiTheme="minorEastAsia" w:hAnsiTheme="minorEastAsia"/>
               </w:rPr>
             </w:pPr>
+            <w:r>
+              <w:t>{{ room_5 }}</w:t>
+            </w:r>
           </w:p>
         </w:tc>
         <w:tc>
@@ -2452,7 +2480,7 @@
                 <w:rFonts w:asciiTheme="minorEastAsia" w:hAnsiTheme="minorEastAsia" w:hint="eastAsia"/>
                 <w:sz w:val="24"/>
               </w:rPr>
-              <w:t>□</w:t>
+              <w:t>{{ ck_5_gozen }}</w:t>
             </w:r>
             <w:r>
               <w:rPr>
@@ -2485,7 +2513,7 @@
                 <w:rFonts w:asciiTheme="minorEastAsia" w:hAnsiTheme="minorEastAsia" w:hint="eastAsia"/>
                 <w:sz w:val="24"/>
               </w:rPr>
-              <w:t>□</w:t>
+              <w:t>{{ ck_5_encho1 }}</w:t>
             </w:r>
             <w:r>
               <w:rPr>
@@ -2519,7 +2547,7 @@
                 <w:rFonts w:asciiTheme="minorEastAsia" w:hAnsiTheme="minorEastAsia" w:hint="eastAsia"/>
                 <w:sz w:val="24"/>
               </w:rPr>
-              <w:t>□</w:t>
+              <w:t>{{ ck_5_gogo }}</w:t>
             </w:r>
             <w:r>
               <w:rPr>
@@ -2552,7 +2580,7 @@
                 <w:rFonts w:asciiTheme="minorEastAsia" w:hAnsiTheme="minorEastAsia" w:hint="eastAsia"/>
                 <w:sz w:val="24"/>
               </w:rPr>
-              <w:t>□</w:t>
+              <w:t>{{ ck_5_encho2 }}</w:t>
             </w:r>
             <w:r>
               <w:rPr>
@@ -2586,7 +2614,7 @@
                 <w:rFonts w:asciiTheme="minorEastAsia" w:hAnsiTheme="minorEastAsia" w:hint="eastAsia"/>
                 <w:sz w:val="24"/>
               </w:rPr>
-              <w:t>□</w:t>
+              <w:t>{{ ck_5_yakan }}</w:t>
             </w:r>
             <w:r>
               <w:rPr>
@@ -2612,6 +2640,9 @@
                 <w:rFonts w:asciiTheme="minorEastAsia" w:hAnsiTheme="minorEastAsia"/>
               </w:rPr>
             </w:pPr>
+            <w:r>
+              <w:t>{{ biko_5 }}</w:t>
+            </w:r>
           </w:p>
         </w:tc>
       </w:tr>
